--- a/Posts/2025/12(Dec)/CommonCents/CC_12(Dec)_2025_Whats_and_Hows.docx
+++ b/Posts/2025/12(Dec)/CommonCents/CC_12(Dec)_2025_Whats_and_Hows.docx
@@ -637,10 +637,19 @@
         <w:t xml:space="preserve">.  He </w:t>
       </w:r>
       <w:r>
-        <w:t xml:space="preserve">finds that while it is true that the </w:t>
-      </w:r>
-      <w:r>
-        <w:t xml:space="preserve">old systems code </w:t>
+        <w:t>found</w:t>
+      </w:r>
+      <w:r>
+        <w:t xml:space="preserve"> that while it is true that the </w:t>
+      </w:r>
+      <w:r>
+        <w:t>old system</w:t>
+      </w:r>
+      <w:r>
+        <w:t>’</w:t>
+      </w:r>
+      <w:r>
+        <w:t xml:space="preserve">s code </w:t>
       </w:r>
       <w:r>
         <w:t xml:space="preserve">was </w:t>
@@ -754,10 +763,13 @@
         <w:t xml:space="preserve">side-by-side comparisons between the clean and legacy codes </w:t>
       </w:r>
       <w:r>
-        <w:t>which showed that the legacy code had more metrics and more observability, indicating that the legacy code was more resilient.  H</w:t>
-      </w:r>
-      <w:r>
-        <w:t xml:space="preserve">e was over-engineering. </w:t>
+        <w:t xml:space="preserve">which showed that the legacy code had more metrics and more observability, indicating that the legacy code was more resilient.  </w:t>
+      </w:r>
+      <w:r>
+        <w:t xml:space="preserve">Steven’s response was that Eric </w:t>
+      </w:r>
+      <w:r>
+        <w:t xml:space="preserve">was over-engineering. </w:t>
       </w:r>
       <w:r>
         <w:t xml:space="preserve">Later </w:t>
@@ -816,7 +828,16 @@
         <w:t xml:space="preserve">long checkout times and other errors. Shortly after it became clear that </w:t>
       </w:r>
       <w:r>
-        <w:t xml:space="preserve">clean code </w:t>
+        <w:t xml:space="preserve">the </w:t>
+      </w:r>
+      <w:r>
+        <w:t>clean code</w:t>
+      </w:r>
+      <w:r>
+        <w:t xml:space="preserve"> version</w:t>
+      </w:r>
+      <w:r>
+        <w:t xml:space="preserve"> </w:t>
       </w:r>
       <w:r>
         <w:t>was a bust</w:t>
@@ -837,7 +858,13 @@
         <w:t xml:space="preserve">where the problems was.  The </w:t>
       </w:r>
       <w:r>
-        <w:t>firm reverted back to a sole dependance on the legacy code</w:t>
+        <w:t>firm reverted back to a sole depend</w:t>
+      </w:r>
+      <w:r>
+        <w:t>e</w:t>
+      </w:r>
+      <w:r>
+        <w:t>nce on the legacy code</w:t>
       </w:r>
       <w:r>
         <w:t>, essentially admitting that their clean code experiment was a colossal failure.</w:t>
@@ -913,13 +940,7 @@
         <w:t>Story #</w:t>
       </w:r>
       <w:r>
-        <w:t>2</w:t>
-      </w:r>
-      <w:r>
-        <w:t xml:space="preserve"> – Too Much ‘</w:t>
-      </w:r>
-      <w:r>
-        <w:t>What</w:t>
+        <w:t>2 – Too Much ‘What</w:t>
       </w:r>
     </w:p>
     <w:p>
@@ -948,11 +969,23 @@
         <w:t>OGE.  J</w:t>
       </w:r>
       <w:r>
-        <w:t xml:space="preserve">ust after President Trump's election in November of 2024, there was this incredible enthusiasm. Energy associated with having the Department of Government Efficiency </w:t>
+        <w:t>ust after President Trump's election in November of 2024, there was this incredible enthusiasm</w:t>
+      </w:r>
+      <w:r>
+        <w:t xml:space="preserve"> and e</w:t>
+      </w:r>
+      <w:r>
+        <w:t xml:space="preserve">nergy associated with having the Department of Government Efficiency </w:t>
       </w:r>
       <w:r>
         <w:lastRenderedPageBreak/>
-        <w:t>being formed, being led by Elon Musk and Vivek Ramaswamy, and this agency was going to go and clean house across the government.</w:t>
+        <w:t xml:space="preserve">being formed, being led by Elon Musk and Vivek Ramaswamy, and </w:t>
+      </w:r>
+      <w:r>
+        <w:t xml:space="preserve">that </w:t>
+      </w:r>
+      <w:r>
+        <w:t>this agency was going to go and clean house across the government.</w:t>
       </w:r>
     </w:p>
     <w:p>
@@ -1055,8 +1088,54 @@
       </w:r>
     </w:p>
     <w:p>
-      <w:r>
-        <w:t>**image**</w:t>
+      <w:pPr>
+        <w:jc w:val="center"/>
+      </w:pPr>
+      <w:r>
+        <w:rPr>
+          <w:noProof/>
+        </w:rPr>
+        <w:drawing>
+          <wp:inline distT="0" distB="0" distL="0" distR="0" wp14:anchorId="4D635748" wp14:editId="4EED0C13">
+            <wp:extent cx="2535941" cy="1722124"/>
+            <wp:effectExtent l="0" t="0" r="0" b="0"/>
+            <wp:docPr id="1590829873" name="Picture 1"/>
+            <wp:cNvGraphicFramePr>
+              <a:graphicFrameLocks xmlns:a="http://schemas.openxmlformats.org/drawingml/2006/main" noChangeAspect="1"/>
+            </wp:cNvGraphicFramePr>
+            <a:graphic xmlns:a="http://schemas.openxmlformats.org/drawingml/2006/main">
+              <a:graphicData uri="http://schemas.openxmlformats.org/drawingml/2006/picture">
+                <pic:pic xmlns:pic="http://schemas.openxmlformats.org/drawingml/2006/picture">
+                  <pic:nvPicPr>
+                    <pic:cNvPr id="1590829873" name="Picture 1590829873"/>
+                    <pic:cNvPicPr/>
+                  </pic:nvPicPr>
+                  <pic:blipFill>
+                    <a:blip r:embed="rId9" cstate="print">
+                      <a:extLst>
+                        <a:ext uri="{28A0092B-C50C-407E-A947-70E740481C1C}">
+                          <a14:useLocalDpi xmlns:a14="http://schemas.microsoft.com/office/drawing/2010/main" val="0"/>
+                        </a:ext>
+                      </a:extLst>
+                    </a:blip>
+                    <a:stretch>
+                      <a:fillRect/>
+                    </a:stretch>
+                  </pic:blipFill>
+                  <pic:spPr>
+                    <a:xfrm>
+                      <a:off x="0" y="0"/>
+                      <a:ext cx="2535941" cy="1722124"/>
+                    </a:xfrm>
+                    <a:prstGeom prst="rect">
+                      <a:avLst/>
+                    </a:prstGeom>
+                  </pic:spPr>
+                </pic:pic>
+              </a:graphicData>
+            </a:graphic>
+          </wp:inline>
+        </w:drawing>
       </w:r>
     </w:p>
     <w:p>
@@ -1126,7 +1205,11 @@
         <w:t>s</w:t>
       </w:r>
       <w:r>
-        <w:t xml:space="preserve"> something stupid or wise </w:t>
+        <w:t xml:space="preserve"> something </w:t>
+      </w:r>
+      <w:r>
+        <w:lastRenderedPageBreak/>
+        <w:t xml:space="preserve">stupid or wise </w:t>
       </w:r>
       <w:r>
         <w:t xml:space="preserve">or fun or mean or whatever and then </w:t>
@@ -1176,7 +1259,6 @@
     </w:p>
     <w:p>
       <w:r>
-        <w:lastRenderedPageBreak/>
         <w:t xml:space="preserve">The federal government, in contrast, has not only a million people literally working for it, but it has </w:t>
       </w:r>
       <w:r>
@@ -1309,6 +1391,9 @@
       </w:r>
       <w:r>
         <w:t xml:space="preserve"> is</w:t>
+      </w:r>
+      <w:r>
+        <w:t>,</w:t>
       </w:r>
       <w:r>
         <w:t xml:space="preserve"> </w:t>
